--- a/pr-preview/pr-40/Your-Book-Title-tracked-changes.docx
+++ b/pr-preview/pr-40/Your-Book-Title-tracked-changes.docx
@@ -2276,7 +2276,7 @@
       </w:ins>
       <w:ins w:id="80" w:author="PR Preview" w:date="2024-01-01T00:00:00Z">
         <w:r>
-          <w:t xml:space="preserve">ac85cd5</w:t>
+          <w:t xml:space="preserve">ff709bf</w:t>
         </w:r>
       </w:ins>
     </w:p>
@@ -2304,7 +2304,7 @@
       </w:ins>
       <w:ins w:id="81" w:author="PR Preview" w:date="2024-01-01T00:00:00Z">
         <w:r>
-          <w:t xml:space="preserve">ac85cd530d923c7ddb4fa224d8c0c7a3e56fe4c0</w:t>
+          <w:t xml:space="preserve">ff709bf950c7055c3e2ae74de97bef15febe2b70</w:t>
         </w:r>
       </w:ins>
     </w:p>
@@ -2332,7 +2332,7 @@
       </w:ins>
       <w:ins w:id="82" w:author="PR Preview" w:date="2024-01-01T00:00:00Z">
         <w:r>
-          <w:t xml:space="preserve">2026-05-18 20:31:54 -0700</w:t>
+          <w:t xml:space="preserve">2026-05-19 07:56:21 +0000</w:t>
         </w:r>
       </w:ins>
     </w:p>

--- a/pr-preview/pr-40/Your-Book-Title-tracked-changes.docx
+++ b/pr-preview/pr-40/Your-Book-Title-tracked-changes.docx
@@ -2276,7 +2276,7 @@
       </w:ins>
       <w:ins w:id="80" w:author="PR Preview" w:date="2024-01-01T00:00:00Z">
         <w:r>
-          <w:t xml:space="preserve">ff709bf</w:t>
+          <w:t xml:space="preserve">b39056e</w:t>
         </w:r>
       </w:ins>
     </w:p>
@@ -2304,7 +2304,7 @@
       </w:ins>
       <w:ins w:id="81" w:author="PR Preview" w:date="2024-01-01T00:00:00Z">
         <w:r>
-          <w:t xml:space="preserve">ff709bf950c7055c3e2ae74de97bef15febe2b70</w:t>
+          <w:t xml:space="preserve">b39056e42c838de513d31bf62e10f5eaf0a03a73</w:t>
         </w:r>
       </w:ins>
     </w:p>
@@ -2332,7 +2332,7 @@
       </w:ins>
       <w:ins w:id="82" w:author="PR Preview" w:date="2024-01-01T00:00:00Z">
         <w:r>
-          <w:t xml:space="preserve">2026-05-19 07:56:21 +0000</w:t>
+          <w:t xml:space="preserve">2026-05-19 07:58:01 +0000</w:t>
         </w:r>
       </w:ins>
     </w:p>

--- a/pr-preview/pr-40/Your-Book-Title-tracked-changes.docx
+++ b/pr-preview/pr-40/Your-Book-Title-tracked-changes.docx
@@ -22,9 +22,11 @@
       <w:pPr>
         <w:pStyle w:val="Date"/>
       </w:pPr>
-      <w:r>
-        <w:t xml:space="preserve">Last updated: 2026-05-19</w:t>
-      </w:r>
+      <w:ins w:id="2" w:author="PR Preview" w:date="2024-01-01T00:00:00Z">
+        <w:r>
+          <w:t xml:space="preserve">Last updated: 2026-06-03</w:t>
+        </w:r>
+      </w:ins>
     </w:p>
     <w:bookmarkStart w:id="15" w:name="welcome"/>
     <w:p>
@@ -2276,7 +2278,7 @@
       </w:ins>
       <w:ins w:id="80" w:author="PR Preview" w:date="2024-01-01T00:00:00Z">
         <w:r>
-          <w:t xml:space="preserve">b39056e</w:t>
+          <w:t xml:space="preserve">7aa5ebb</w:t>
         </w:r>
       </w:ins>
     </w:p>
@@ -2304,7 +2306,7 @@
       </w:ins>
       <w:ins w:id="81" w:author="PR Preview" w:date="2024-01-01T00:00:00Z">
         <w:r>
-          <w:t xml:space="preserve">b39056e42c838de513d31bf62e10f5eaf0a03a73</w:t>
+          <w:t xml:space="preserve">7aa5ebb3212a37abe48369060e36209243b16050</w:t>
         </w:r>
       </w:ins>
     </w:p>
@@ -2332,7 +2334,7 @@
       </w:ins>
       <w:ins w:id="82" w:author="PR Preview" w:date="2024-01-01T00:00:00Z">
         <w:r>
-          <w:t xml:space="preserve">2026-05-19 07:58:01 +0000</w:t>
+          <w:t xml:space="preserve">2026-06-03 22:18:23 +0000</w:t>
         </w:r>
       </w:ins>
     </w:p>

--- a/pr-preview/pr-40/Your-Book-Title-tracked-changes.docx
+++ b/pr-preview/pr-40/Your-Book-Title-tracked-changes.docx
@@ -24,7 +24,7 @@
       </w:pPr>
       <w:ins w:id="2" w:author="PR Preview" w:date="2024-01-01T00:00:00Z">
         <w:r>
-          <w:t xml:space="preserve">Last updated: 2026-06-03</w:t>
+          <w:t xml:space="preserve">Last updated: 2026-06-20</w:t>
         </w:r>
       </w:ins>
     </w:p>
@@ -2278,7 +2278,7 @@
       </w:ins>
       <w:ins w:id="80" w:author="PR Preview" w:date="2024-01-01T00:00:00Z">
         <w:r>
-          <w:t xml:space="preserve">7aa5ebb</w:t>
+          <w:t xml:space="preserve">1cf1f94</w:t>
         </w:r>
       </w:ins>
     </w:p>
@@ -2306,7 +2306,7 @@
       </w:ins>
       <w:ins w:id="81" w:author="PR Preview" w:date="2024-01-01T00:00:00Z">
         <w:r>
-          <w:t xml:space="preserve">7aa5ebb3212a37abe48369060e36209243b16050</w:t>
+          <w:t xml:space="preserve">1cf1f94013503b38ccefdd1cc42579765992a15e</w:t>
         </w:r>
       </w:ins>
     </w:p>
@@ -2334,7 +2334,7 @@
       </w:ins>
       <w:ins w:id="82" w:author="PR Preview" w:date="2024-01-01T00:00:00Z">
         <w:r>
-          <w:t xml:space="preserve">2026-06-03 22:18:23 +0000</w:t>
+          <w:t xml:space="preserve">2026-06-20 09:25:41 +0000</w:t>
         </w:r>
       </w:ins>
     </w:p>

--- a/pr-preview/pr-40/Your-Book-Title-tracked-changes.docx
+++ b/pr-preview/pr-40/Your-Book-Title-tracked-changes.docx
@@ -2278,7 +2278,7 @@
       </w:ins>
       <w:ins w:id="80" w:author="PR Preview" w:date="2024-01-01T00:00:00Z">
         <w:r>
-          <w:t xml:space="preserve">1cf1f94</w:t>
+          <w:t xml:space="preserve">277ea76</w:t>
         </w:r>
       </w:ins>
     </w:p>
@@ -2306,7 +2306,7 @@
       </w:ins>
       <w:ins w:id="81" w:author="PR Preview" w:date="2024-01-01T00:00:00Z">
         <w:r>
-          <w:t xml:space="preserve">1cf1f94013503b38ccefdd1cc42579765992a15e</w:t>
+          <w:t xml:space="preserve">277ea764eb7c467c3ff21c3580c7b6bb9a757afc</w:t>
         </w:r>
       </w:ins>
     </w:p>
@@ -2334,7 +2334,7 @@
       </w:ins>
       <w:ins w:id="82" w:author="PR Preview" w:date="2024-01-01T00:00:00Z">
         <w:r>
-          <w:t xml:space="preserve">2026-06-20 09:25:41 +0000</w:t>
+          <w:t xml:space="preserve">2026-06-20 09:34:38 +0000</w:t>
         </w:r>
       </w:ins>
     </w:p>

--- a/pr-preview/pr-40/Your-Book-Title-tracked-changes.docx
+++ b/pr-preview/pr-40/Your-Book-Title-tracked-changes.docx
@@ -22,11 +22,9 @@
       <w:pPr>
         <w:pStyle w:val="Date"/>
       </w:pPr>
-      <w:ins w:id="2" w:author="PR Preview" w:date="2024-01-01T00:00:00Z">
-        <w:r>
-          <w:t xml:space="preserve">Last updated: 2026-06-20</w:t>
-        </w:r>
-      </w:ins>
+      <w:r>
+        <w:t xml:space="preserve">Last updated: 2026-07-21</w:t>
+      </w:r>
     </w:p>
     <w:bookmarkStart w:id="15" w:name="welcome"/>
     <w:p>
@@ -2278,7 +2276,7 @@
       </w:ins>
       <w:ins w:id="80" w:author="PR Preview" w:date="2024-01-01T00:00:00Z">
         <w:r>
-          <w:t xml:space="preserve">277ea76</w:t>
+          <w:t xml:space="preserve">f50dfdd</w:t>
         </w:r>
       </w:ins>
     </w:p>
@@ -2306,7 +2304,7 @@
       </w:ins>
       <w:ins w:id="81" w:author="PR Preview" w:date="2024-01-01T00:00:00Z">
         <w:r>
-          <w:t xml:space="preserve">277ea764eb7c467c3ff21c3580c7b6bb9a757afc</w:t>
+          <w:t xml:space="preserve">f50dfdd2516dd2b8233b5cc952d5b91db9549f12</w:t>
         </w:r>
       </w:ins>
     </w:p>
@@ -2334,7 +2332,7 @@
       </w:ins>
       <w:ins w:id="82" w:author="PR Preview" w:date="2024-01-01T00:00:00Z">
         <w:r>
-          <w:t xml:space="preserve">2026-06-20 09:34:38 +0000</w:t>
+          <w:t xml:space="preserve">2026-07-21 11:20:50 -0700</w:t>
         </w:r>
       </w:ins>
     </w:p>
